--- a/public/templates/transferable-skills-inventory.docx
+++ b/public/templates/transferable-skills-inventory.docx
@@ -319,7 +319,7 @@
         <w:pStyle w:val="FirstParagraph"/>
       </w:pPr>
       <w:r>
-        <w:t xml:space="preserve">Want this done with you, toward a specific new field? Targeted build, $149 one-time · adaptiveresume.com</w:t>
+        <w:t xml:space="preserve">Want this done with you, toward a specific new field? Pass Plus, $149 for 90 days · adaptiveresume.com</w:t>
       </w:r>
     </w:p>
     <w:bookmarkEnd w:id="15"/>

--- a/public/templates/transferable-skills-inventory.docx
+++ b/public/templates/transferable-skills-inventory.docx
@@ -319,7 +319,7 @@
         <w:pStyle w:val="FirstParagraph"/>
       </w:pPr>
       <w:r>
-        <w:t xml:space="preserve">Want this done with you, toward a specific new field? Pass Plus, $149 for 90 days · adaptiveresume.com</w:t>
+        <w:t xml:space="preserve">Want this done with you, toward a specific new field? AR Pass Plus, $149 for 90 days · adaptiveresume.com</w:t>
       </w:r>
     </w:p>
     <w:bookmarkEnd w:id="15"/>

--- a/public/templates/transferable-skills-inventory.docx
+++ b/public/templates/transferable-skills-inventory.docx
@@ -319,7 +319,7 @@
         <w:pStyle w:val="FirstParagraph"/>
       </w:pPr>
       <w:r>
-        <w:t xml:space="preserve">Want this done with you, toward a specific new field? AR Pass Plus, $149 for 90 days · adaptiveresume.com</w:t>
+        <w:t xml:space="preserve">Want this done with you, toward a specific new field? The AR Pass, $99 for 90 days · adaptiveresume.com</w:t>
       </w:r>
     </w:p>
     <w:bookmarkEnd w:id="15"/>

--- a/public/templates/transferable-skills-inventory.docx
+++ b/public/templates/transferable-skills-inventory.docx
@@ -319,7 +319,7 @@
         <w:pStyle w:val="FirstParagraph"/>
       </w:pPr>
       <w:r>
-        <w:t xml:space="preserve">Want this done with you, toward a specific new field? The AR Pass, $99 for 90 days · adaptiveresume.com</w:t>
+        <w:t xml:space="preserve">Want this done with you, toward a specific new field? The AR Pass is $99 for up to 10 targeted builds in 90 days. adaptiveresume.com</w:t>
       </w:r>
     </w:p>
     <w:bookmarkEnd w:id="15"/>
